--- a/shartnoma.docx
+++ b/shartnoma.docx
@@ -1575,7 +1575,17 @@
           <w:sz w:val="24"/>
           <w:szCs w:val="24"/>
         </w:rPr>
-        <w:t xml:space="preserve">ning texnik topshirig‘iga asosan </w:t>
+        <w:t xml:space="preserve">ning texnik topshirig‘iga </w:t>
+      </w:r>
+      <w:r>
+        <w:rPr>
+          <w:rFonts w:ascii="Times New Roman" w:hAnsi="Times New Roman" w:cs="Times New Roman"/>
+          <w:noProof/>
+          <w:sz w:val="24"/>
+          <w:szCs w:val="24"/>
+        </w:rPr>
+        <w:lastRenderedPageBreak/>
+        <w:t xml:space="preserve">asosan </w:t>
       </w:r>
       <w:r>
         <w:rPr>
@@ -1584,11 +1594,11 @@
           <w:bCs/>
           <w:sz w:val="24"/>
           <w:szCs w:val="24"/>
-          <w:highlight w:val="yellow"/>
-          <w:lang w:val="uz-Cyrl-UZ"/>
-        </w:rPr>
-        <w:t xml:space="preserve">SHNQ 2.07.02 “Qurilish obyektlarini nogironligi boʻlgan shaxslar hamda keksalar </w:t>
-      </w:r>
+          <w:lang w:val="uz-Latn-UZ"/>
+        </w:rPr>
+        <w:t>{{shnq_name</w:t>
+      </w:r>
+      <w:proofErr w:type="gramStart"/>
       <w:r>
         <w:rPr>
           <w:rFonts w:ascii="Times New Roman" w:hAnsi="Times New Roman"/>
@@ -1596,11 +1606,9 @@
           <w:bCs/>
           <w:sz w:val="24"/>
           <w:szCs w:val="24"/>
-          <w:highlight w:val="yellow"/>
-          <w:lang w:val="uz-Cyrl-UZ"/>
-        </w:rPr>
-        <w:lastRenderedPageBreak/>
-        <w:t>ehtiyojini inobatga olgan holda loyihalashtirish”</w:t>
+          <w:lang w:val="uz-Latn-UZ"/>
+        </w:rPr>
+        <w:t xml:space="preserve">}} </w:t>
       </w:r>
       <w:r>
         <w:rPr>
@@ -1609,6 +1617,7 @@
           <w:bCs/>
           <w:sz w:val="24"/>
           <w:szCs w:val="24"/>
+          <w:lang w:val="uz-Latn-UZ"/>
         </w:rPr>
         <w:t xml:space="preserve"> </w:t>
       </w:r>
@@ -1619,7 +1628,17 @@
           <w:sz w:val="24"/>
           <w:szCs w:val="24"/>
         </w:rPr>
-        <w:t xml:space="preserve">me’yoriy hujjatning </w:t>
+        <w:t>me’yoriy</w:t>
+      </w:r>
+      <w:proofErr w:type="gramEnd"/>
+      <w:r>
+        <w:rPr>
+          <w:rFonts w:ascii="Times New Roman" w:hAnsi="Times New Roman" w:cs="Times New Roman"/>
+          <w:noProof/>
+          <w:sz w:val="24"/>
+          <w:szCs w:val="24"/>
+        </w:rPr>
+        <w:t xml:space="preserve"> hujjatning </w:t>
       </w:r>
       <w:r>
         <w:rPr>
@@ -5480,12 +5499,11 @@
           <w:rFonts w:ascii="Times New Roman" w:hAnsi="Times New Roman"/>
           <w:b/>
           <w:bCs/>
-          <w:sz w:val="26"/>
-          <w:szCs w:val="26"/>
-          <w:highlight w:val="yellow"/>
-          <w:lang w:val="uz-Cyrl-UZ"/>
-        </w:rPr>
-        <w:t>SHNQ 2.07.02 “Qurilish obyektlarini nogironligi boʻlgan shaxslar hamda keksalar ehtiyojini inobatga olgan holda loyihalashtirish”</w:t>
+          <w:sz w:val="24"/>
+          <w:szCs w:val="24"/>
+          <w:lang w:val="uz-Latn-UZ"/>
+        </w:rPr>
+        <w:t xml:space="preserve">{{shnq_name}} </w:t>
       </w:r>
       <w:r>
         <w:rPr>
